--- a/state/tailored/2026-05-29/capitalone-lead-software-engineer-full-stack-81.docx
+++ b/state/tailored/2026-05-29/capitalone-lead-software-engineer-full-stack-81.docx
@@ -222,7 +222,7 @@
           <w:sz w:val="21"/>
           <w:szCs w:val="21"/>
         </w:rPr>
-        <w:t xml:space="preserve">React, Next.js, Redux, Tailwind CSS, Fluent UI, Material-UI, CSS3, Responsive Design</w:t>
+        <w:t xml:space="preserve">React, Next.js, Redux, Fluent UI, Material-UI, CSS3, Responsive Design</w:t>
       </w:r>
     </w:p>
     <w:p>
